--- a/cases/pier-wheel/published/Pier Wheel - Case Study.docx
+++ b/cases/pier-wheel/published/Pier Wheel - Case Study.docx
@@ -92,6 +92,11 @@
     <w:p>
       <w:r>
         <w:t xml:space="preserve">Renata Koh is the attractions engineer for the Bellwether Point Pier Redevelopment Authority, a public agency rebuilding a storm-damaged pier into the anchor of a new waterfront district. The board has asked her to score two competing design proposals and bring a single recommendation to Thursday's vote — she does not choose the winner herself, but the board has never overridden her recommendation memo in the agency's history, so in every way that matters, this call is hers.</w:t>
+      </w:r>
+    </w:p>
+    <w:p>
+      <w:r>
+        <w:t xml:space="preserve">Before she was an engineer, Renata spent six years running the ride panel at a regional amusement park — loading capsules, watching the sky for lightning, learning the difference between a wheel that feels smooth to a rider and one that merely tests smooth on paper — before going back to school for her engineering degree. She still trusts what her hands remember over what a spec sheet promises. It's a running joke among her colleagues that she has now designed the sightlines for three different sunset-view wheels and, across eleven years of working actual evening shifts, has caught the view from the top of exactly zero of them — somebody has to watch the loading gate while the tourists watch the horizon. That ground-level instinct is why she reads a spec sheet the way she does: not for which wheel sounds more impressive, but for which one actually delivers what it promises to the rider standing in the capsule, not just to the board approving the drawing.</w:t>
       </w:r>
     </w:p>
     <w:p>
@@ -1179,7 +1184,7 @@
             <w:r>
               <w:t xml:space="preserve">The London Eye, official FAQs &amp; Visitor Information (</w:t>
             </w:r>
-            <w:hyperlink w:history="1" r:id="rIdza0wqjxefbwkscswovnzv">
+            <w:hyperlink w:history="1" r:id="rIdosf-b0grvn9qmwfwpsbn5">
               <w:r>
                 <w:rPr>
                   <w:rStyle w:val="Hyperlink"/>
@@ -1252,7 +1257,7 @@
             <w:r>
               <w:t xml:space="preserve">Wikipedia, "London Eye" (</w:t>
             </w:r>
-            <w:hyperlink w:history="1" r:id="rId-sudewnzx8kbcztime0cj">
+            <w:hyperlink w:history="1" r:id="rIdckpjkdpelygzmn-ufivzx">
               <w:r>
                 <w:rPr>
                   <w:rStyle w:val="Hyperlink"/>
@@ -1325,7 +1330,7 @@
             <w:r>
               <w:t xml:space="preserve">The London Eye, official ticketing site, homepage (</w:t>
             </w:r>
-            <w:hyperlink w:history="1" r:id="rIdnkpfitsa8c2c0m9qat8hd">
+            <w:hyperlink w:history="1" r:id="rIdezdfesbo4io6b1sbakcsz">
               <w:r>
                 <w:rPr>
                   <w:rStyle w:val="Hyperlink"/>
@@ -1398,7 +1403,7 @@
             <w:r>
               <w:t xml:space="preserve">Wikipedia, "High Roller (Ferris wheel)" (</w:t>
             </w:r>
-            <w:hyperlink w:history="1" r:id="rIdzi7o8od4mlbo_xwraxmie">
+            <w:hyperlink w:history="1" r:id="rIdnpy_mkrimywzfbndo8bqa">
               <w:r>
                 <w:rPr>
                   <w:rStyle w:val="Hyperlink"/>
@@ -1471,7 +1476,7 @@
             <w:r>
               <w:t xml:space="preserve">onthestrip.com, "The LINQ High Roller: Everything About This Massive Las Vegas Attraction" (</w:t>
             </w:r>
-            <w:hyperlink w:history="1" r:id="rIdmhyue0ihrhc2feqiyms3k">
+            <w:hyperlink w:history="1" r:id="rIdzgy2v4zjph2lylykyan9v">
               <w:r>
                 <w:rPr>
                   <w:rStyle w:val="Hyperlink"/>
@@ -1544,7 +1549,7 @@
             <w:r>
               <w:t xml:space="preserve">highroller-vegas.com, "High Roller Standard Tickets Las Vegas" (</w:t>
             </w:r>
-            <w:hyperlink w:history="1" r:id="rIdxutaxntoyvkyng9mubab7">
+            <w:hyperlink w:history="1" r:id="rId_n_u1hkgro4w4mpwm_5hs">
               <w:r>
                 <w:rPr>
                   <w:rStyle w:val="Hyperlink"/>
@@ -1683,7 +1688,7 @@
       <w:r>
         <w:t xml:space="preserve"> — the modern engineering term for a large Ferris wheel built primarily   for scenic viewing rather than a traditional fairground ride; usually taller, slower, and with   enclosed or larger passenger capsules than a traveling carnival wheel. See </w:t>
       </w:r>
-      <w:hyperlink w:history="1" r:id="rIdmu11ymxai0mum1gi37m_4">
+      <w:hyperlink w:history="1" r:id="rIdbh-1gxsxxs3rmju6-1mmi">
         <w:r>
           <w:rPr>
             <w:rStyle w:val="Hyperlink"/>
@@ -1712,7 +1717,7 @@
       <w:r>
         <w:t xml:space="preserve"> — the enclosed passenger compartment mounted on the rim of an observation   wheel; the two options in this case use different manufacturer terms for the same kind of part.   See </w:t>
       </w:r>
-      <w:hyperlink w:history="1" r:id="rIdw8wqx3uy-dfjk6rpq0svq">
+      <w:hyperlink w:history="1" r:id="rIdlxeabggc1fpzjmvf2hrx3">
         <w:r>
           <w:rPr>
             <w:rStyle w:val="Hyperlink"/>
@@ -1741,7 +1746,7 @@
       <w:r>
         <w:t xml:space="preserve"> — a boarding method where the wheel never fully stops; it slows to a   crawl so riders can step on and off a moving capsule at ground level. Both options in this case   load this way. See </w:t>
       </w:r>
-      <w:hyperlink w:history="1" r:id="rIdulfbozh_ff-ykkllffv83">
+      <w:hyperlink w:history="1" r:id="rId5hryesm7dokw84kaembqx">
         <w:r>
           <w:rPr>
             <w:rStyle w:val="Hyperlink"/>
@@ -1788,7 +1793,7 @@
       <w:r>
         <w:t xml:space="preserve"> — the public body that approves how a government agency spends money   on a large construction project before work can begin. See </w:t>
       </w:r>
-      <w:hyperlink w:history="1" r:id="rId6urtubxfqljkbamuk4z4i">
+      <w:hyperlink w:history="1" r:id="rIdjlx0er0p7-0wqp0acw3b_">
         <w:r>
           <w:rPr>
             <w:rStyle w:val="Hyperlink"/>
@@ -1817,7 +1822,7 @@
       <w:r>
         <w:t xml:space="preserve"> — the maximum number of riders a ride is designed and certified to carry at   once; a safety and engineering figure, not a marketing estimate. See </w:t>
       </w:r>
-      <w:hyperlink w:history="1" r:id="rIdshdzz7u_qvjyhn4463oc9">
+      <w:hyperlink w:history="1" r:id="rIdnjvt5nlhc-dm7ynbwthuc">
         <w:r>
           <w:rPr>
             <w:rStyle w:val="Hyperlink"/>
@@ -1846,7 +1851,7 @@
       <w:r>
         <w:t xml:space="preserve"> — the period shortly before sunset (and after sunrise) when sunlight is warm,   low-angled, and considered the most visually striking time of day; the marketing basis for the   "sunset-view guarantee" in this case. See </w:t>
       </w:r>
-      <w:hyperlink w:history="1" r:id="rIds9zwa3jyaxyyj3pqyrzbt">
+      <w:hyperlink w:history="1" r:id="rIdmaets5tenbcxmwvjjxbxn">
         <w:r>
           <w:rPr>
             <w:rStyle w:val="Hyperlink"/>
@@ -1875,7 +1880,7 @@
       <w:r>
         <w:t xml:space="preserve"> — the total weight and force a structure transfers into the ground it sits   on; a taller, heavier wheel requires a foundation engineered to carry more of it. See   </w:t>
       </w:r>
-      <w:hyperlink w:history="1" r:id="rId6_dwyzr8alwxylvc8xn7l">
+      <w:hyperlink w:history="1" r:id="rIdjbb9q8uss2hrqgkbtl1po">
         <w:r>
           <w:rPr>
             <w:rStyle w:val="Hyperlink"/>
